--- a/submission/revision1/JCRP_revised_article_clean.docx
+++ b/submission/revision1/JCRP_revised_article_clean.docx
@@ -15336,6 +15336,20 @@
       <w:color w:themeColor="accent1" w:themeShade="BF" w:val="365F91"/>
     </w:rPr>
   </w:style>
+  <w:style w:customStyle="1" w:styleId="InsertedText" w:type="character">
+    <w:name w:val="Inserted Text"/>
+    <w:rPr>
+      <w:color w:val="1F5FBF"/>
+      <w:u w:val="single"/>
+    </w:rPr>
+  </w:style>
+  <w:style w:customStyle="1" w:styleId="DeletedText" w:type="character">
+    <w:name w:val="Deleted Text"/>
+    <w:rPr>
+      <w:strike/>
+      <w:color w:val="C00000"/>
+    </w:rPr>
+  </w:style>
   <w:style w:type="paragraph" w:customStyle="1" w:styleId="SourceCode">
     <w:name w:val="Source Code"/>
     <w:basedOn w:val="Normal"/>
